--- a/dist/exports/kcet-semiconductor-devices-and-logic-gates_revision_notes.docx
+++ b/dist/exports/kcet-semiconductor-devices-and-logic-gates_revision_notes.docx
@@ -189,7 +189,7 @@
                 <w:color w:val="2D3748"/>
                 <w:sz w:val="19"/>
               </w:rPr>
-              <w:t>Kcet Semiconductor Devices And Logic Gates - Core Application</w:t>
+              <w:t>p-n Junction Diode &amp; Zener Diode Regulation</w:t>
             </w:r>
           </w:p>
         </w:tc>
@@ -209,7 +209,7 @@
               <w:rPr>
                 <w:sz w:val="19"/>
               </w:rPr>
-              <w:t>32 PYQs</w:t>
+              <w:t>19 PYQs</w:t>
             </w:r>
           </w:p>
         </w:tc>
@@ -230,7 +230,94 @@
                 <w:color w:val="718096"/>
                 <w:sz w:val="19"/>
               </w:rPr>
-              <w:t>General Concept</w:t>
+              <w:t>Semiconductor Diodes</w:t>
+            </w:r>
+          </w:p>
+        </w:tc>
+      </w:tr>
+      <w:tr>
+        <w:tc>
+          <w:tcPr>
+            <w:tcW w:type="dxa" w:w="2160"/>
+            <w:shd w:fill="FFFFFF"/>
+            <w:tcMar>
+              <w:top w:w="80" w:type="dxa"/>
+              <w:bottom w:w="80" w:type="dxa"/>
+              <w:left w:w="150" w:type="dxa"/>
+              <w:right w:w="150" w:type="dxa"/>
+            </w:tcMar>
+          </w:tcPr>
+          <w:p>
+            <w:r>
+              <w:rPr>
+                <w:b/>
+                <w:color w:val="2B6CB0"/>
+                <w:sz w:val="19"/>
+              </w:rPr>
+              <w:t>High</w:t>
+            </w:r>
+          </w:p>
+        </w:tc>
+        <w:tc>
+          <w:tcPr>
+            <w:tcW w:type="dxa" w:w="4320"/>
+            <w:shd w:fill="FFFFFF"/>
+            <w:tcMar>
+              <w:top w:w="80" w:type="dxa"/>
+              <w:bottom w:w="80" w:type="dxa"/>
+              <w:left w:w="150" w:type="dxa"/>
+              <w:right w:w="150" w:type="dxa"/>
+            </w:tcMar>
+          </w:tcPr>
+          <w:p>
+            <w:r>
+              <w:rPr>
+                <w:b/>
+                <w:color w:val="2D3748"/>
+                <w:sz w:val="19"/>
+              </w:rPr>
+              <w:t>Logic Gates &amp; Truth Tables</w:t>
+            </w:r>
+          </w:p>
+        </w:tc>
+        <w:tc>
+          <w:tcPr>
+            <w:tcW w:type="dxa" w:w="1728"/>
+            <w:shd w:fill="FFFFFF"/>
+            <w:tcMar>
+              <w:top w:w="80" w:type="dxa"/>
+              <w:bottom w:w="80" w:type="dxa"/>
+              <w:left w:w="150" w:type="dxa"/>
+              <w:right w:w="150" w:type="dxa"/>
+            </w:tcMar>
+          </w:tcPr>
+          <w:p>
+            <w:r>
+              <w:rPr>
+                <w:sz w:val="19"/>
+              </w:rPr>
+              <w:t>13 PYQs</w:t>
+            </w:r>
+          </w:p>
+        </w:tc>
+        <w:tc>
+          <w:tcPr>
+            <w:tcW w:type="dxa" w:w="1872"/>
+            <w:shd w:fill="FFFFFF"/>
+            <w:tcMar>
+              <w:top w:w="80" w:type="dxa"/>
+              <w:bottom w:w="80" w:type="dxa"/>
+              <w:left w:w="150" w:type="dxa"/>
+              <w:right w:w="150" w:type="dxa"/>
+            </w:tcMar>
+          </w:tcPr>
+          <w:p>
+            <w:r>
+              <w:rPr>
+                <w:color w:val="718096"/>
+                <w:sz w:val="19"/>
+              </w:rPr>
+              <w:t>Digital Electronics</w:t>
             </w:r>
           </w:p>
         </w:tc>
@@ -311,6 +398,98 @@
           </w:p>
         </w:tc>
       </w:tr>
+      <w:tr>
+        <w:tc>
+          <w:tcPr>
+            <w:tcW w:type="dxa" w:w="3600"/>
+            <w:shd w:fill="F7FAFC"/>
+            <w:tcMar>
+              <w:top w:w="100" w:type="dxa"/>
+              <w:bottom w:w="100" w:type="dxa"/>
+              <w:left w:w="150" w:type="dxa"/>
+              <w:right w:w="150" w:type="dxa"/>
+            </w:tcMar>
+          </w:tcPr>
+          <w:p>
+            <w:r>
+              <w:rPr>
+                <w:b/>
+                <w:color w:val="1A365D"/>
+                <w:sz w:val="19"/>
+              </w:rPr>
+              <w:t>p-n Junction Diode &amp; Zener Diode Regulation</w:t>
+            </w:r>
+          </w:p>
+        </w:tc>
+        <w:tc>
+          <w:tcPr>
+            <w:tcW w:type="dxa" w:w="6480"/>
+            <w:shd w:fill="F7FAFC"/>
+            <w:tcMar>
+              <w:top w:w="100" w:type="dxa"/>
+              <w:bottom w:w="100" w:type="dxa"/>
+              <w:left w:w="150" w:type="dxa"/>
+              <w:right w:w="150" w:type="dxa"/>
+            </w:tcMar>
+          </w:tcPr>
+          <w:p>
+            <w:r>
+              <w:rPr>
+                <w:rFonts w:ascii="Cambria Math" w:hAnsi="Cambria Math"/>
+                <w:color w:val="2D3748"/>
+                <w:sz w:val="19"/>
+              </w:rPr>
+              <w:t>\text{Efficiency}_{\text{half-wave}} = 40.6\%, \quad \text{Efficiency}_{\text{full-wave}} = 81.2\%, \quad V_L = V_Z = \text{const}, \quad I_S = I_Z + I_L</w:t>
+            </w:r>
+          </w:p>
+        </w:tc>
+      </w:tr>
+      <w:tr>
+        <w:tc>
+          <w:tcPr>
+            <w:tcW w:type="dxa" w:w="3600"/>
+            <w:shd w:fill="FFFFFF"/>
+            <w:tcMar>
+              <w:top w:w="100" w:type="dxa"/>
+              <w:bottom w:w="100" w:type="dxa"/>
+              <w:left w:w="150" w:type="dxa"/>
+              <w:right w:w="150" w:type="dxa"/>
+            </w:tcMar>
+          </w:tcPr>
+          <w:p>
+            <w:r>
+              <w:rPr>
+                <w:b/>
+                <w:color w:val="1A365D"/>
+                <w:sz w:val="19"/>
+              </w:rPr>
+              <w:t>Logic Gates &amp; Truth Tables</w:t>
+            </w:r>
+          </w:p>
+        </w:tc>
+        <w:tc>
+          <w:tcPr>
+            <w:tcW w:type="dxa" w:w="6480"/>
+            <w:shd w:fill="FFFFFF"/>
+            <w:tcMar>
+              <w:top w:w="100" w:type="dxa"/>
+              <w:bottom w:w="100" w:type="dxa"/>
+              <w:left w:w="150" w:type="dxa"/>
+              <w:right w:w="150" w:type="dxa"/>
+            </w:tcMar>
+          </w:tcPr>
+          <w:p>
+            <w:r>
+              <w:rPr>
+                <w:rFonts w:ascii="Cambria Math" w:hAnsi="Cambria Math"/>
+                <w:color w:val="2D3748"/>
+                <w:sz w:val="19"/>
+              </w:rPr>
+              <w:t>\text{NAND: } Y = \overline{A \cdot B}, \quad \text{NOR: } Y = \overline{A + B}, \quad \overline{A \cdot B} = \overline{A} + \overline{B}, \quad \overline{A + B} = \overline{A} \cdot \overline{B}</w:t>
+            </w:r>
+          </w:p>
+        </w:tc>
+      </w:tr>
     </w:tbl>
     <w:p>
       <w:pPr>
@@ -338,7 +517,7 @@
           <w:color w:val="2B6CB0"/>
           <w:sz w:val="24"/>
         </w:rPr>
-        <w:t>3.1 Kcet Semiconductor Devices And Logic Gates - Core Application (Very High Yield — 32 PYQs)</w:t>
+        <w:t>3.1 p-n Junction Diode &amp; Zener Diode Regulation (Very High Yield — 19 PYQs)</w:t>
       </w:r>
     </w:p>
     <w:p>
@@ -353,7 +532,7 @@
         <w:rPr>
           <w:sz w:val="20"/>
         </w:rPr>
-        <w:t>Key problem pattern in Kcet Semiconductor Devices And Logic Gates.</w:t>
+        <w:t>Forward and reverse characteristics of p-n junctions, rectifiers, ripple frequency, and Zener diode shunt voltage stabilization.</w:t>
       </w:r>
     </w:p>
     <w:tbl>
@@ -391,7 +570,7 @@
                 <w:color w:val="2D3748"/>
                 <w:sz w:val="19"/>
               </w:rPr>
-              <w:t>Watch for algebraic and sign errors.</w:t>
+              <w:t>In full-wave rectifiers, output ripple frequency is TWICE the AC input frequency (2f_(in)), whereas for half-wave it is f_(in).</w:t>
             </w:r>
           </w:p>
         </w:tc>
@@ -432,7 +611,7 @@
                 <w:color w:val="2D3748"/>
                 <w:sz w:val="19"/>
               </w:rPr>
-              <w:t>Verify dimensions and boundary conditions.</w:t>
+              <w:t>In reverse breakdown, Zener diode maintains constant voltage V_Z across its terminals as long as I_Z ≥ I_(Z,min).</w:t>
             </w:r>
           </w:p>
         </w:tc>
@@ -515,6 +694,160 @@
           <w:b/>
           <w:sz w:val="18"/>
         </w:rPr>
+        <w:t xml:space="preserve">[2025 Shift] Q#1 (MCQ): </w:t>
+      </w:r>
+      <w:r>
+        <w:rPr>
+          <w:sz w:val="18"/>
+        </w:rPr>
+        <w:t xml:space="preserve">"The circuit shown in figure contains two ideal diodes D_(1) and D_(2) . If a cell of emf 3V and negligible internal resistance is conn..."  </w:t>
+      </w:r>
+      <w:r>
+        <w:rPr>
+          <w:b/>
+          <w:color w:val="2B6CB0"/>
+          <w:sz w:val="18"/>
+        </w:rPr>
+        <w:t>[Ans: N/A]</w:t>
+      </w:r>
+    </w:p>
+    <w:p>
+      <w:pPr>
+        <w:spacing w:after="120"/>
+      </w:pPr>
+    </w:p>
+    <w:p>
+      <w:pPr>
+        <w:pStyle w:val="Heading2"/>
+      </w:pPr>
+      <w:r>
+        <w:rPr>
+          <w:color w:val="2B6CB0"/>
+          <w:sz w:val="24"/>
+        </w:rPr>
+        <w:t>3.2 Logic Gates &amp; Truth Tables (High Yield — 13 PYQs)</w:t>
+      </w:r>
+    </w:p>
+    <w:p>
+      <w:r>
+        <w:rPr>
+          <w:b/>
+          <w:sz w:val="20"/>
+        </w:rPr>
+        <w:t xml:space="preserve">Core Principle: </w:t>
+      </w:r>
+      <w:r>
+        <w:rPr>
+          <w:sz w:val="20"/>
+        </w:rPr>
+        <w:t>Universal logic gates (NAND and NOR), De Morgan's theorems, and Boolean circuit reduction.</w:t>
+      </w:r>
+    </w:p>
+    <w:tbl>
+      <w:tblPr>
+        <w:tblW w:type="auto" w:w="0"/>
+        <w:jc w:val="center"/>
+        <w:tblLook w:firstColumn="1" w:firstRow="1" w:lastColumn="0" w:lastRow="0" w:noHBand="0" w:noVBand="1" w:val="04A0"/>
+      </w:tblPr>
+      <w:tblGrid>
+        <w:gridCol w:w="10080"/>
+      </w:tblGrid>
+      <w:tr>
+        <w:tc>
+          <w:tcPr>
+            <w:tcW w:type="dxa" w:w="10080"/>
+            <w:shd w:fill="FFF5F5"/>
+            <w:tcMar>
+              <w:top w:w="100" w:type="dxa"/>
+              <w:bottom w:w="100" w:type="dxa"/>
+              <w:left w:w="150" w:type="dxa"/>
+              <w:right w:w="150" w:type="dxa"/>
+            </w:tcMar>
+          </w:tcPr>
+          <w:p>
+            <w:r>
+              <w:rPr>
+                <w:b/>
+                <w:color w:val="C53030"/>
+                <w:sz w:val="19"/>
+              </w:rPr>
+              <w:t xml:space="preserve">⚠️ Common Trap / JEE Pitfall: </w:t>
+            </w:r>
+            <w:r>
+              <w:rPr>
+                <w:color w:val="2D3748"/>
+                <w:sz w:val="19"/>
+              </w:rPr>
+              <w:t>NAND and NOR gates are UNIVERSAL gates: any Boolean function can be constructed using only NAND or only NOR gates.</w:t>
+            </w:r>
+          </w:p>
+        </w:tc>
+      </w:tr>
+    </w:tbl>
+    <w:tbl>
+      <w:tblPr>
+        <w:tblW w:type="auto" w:w="0"/>
+        <w:jc w:val="center"/>
+        <w:tblLook w:firstColumn="1" w:firstRow="1" w:lastColumn="0" w:lastRow="0" w:noHBand="0" w:noVBand="1" w:val="04A0"/>
+      </w:tblPr>
+      <w:tblGrid>
+        <w:gridCol w:w="10080"/>
+      </w:tblGrid>
+      <w:tr>
+        <w:tc>
+          <w:tcPr>
+            <w:tcW w:type="dxa" w:w="10080"/>
+            <w:shd w:fill="F0FFF4"/>
+            <w:tcMar>
+              <w:top w:w="100" w:type="dxa"/>
+              <w:bottom w:w="100" w:type="dxa"/>
+              <w:left w:w="150" w:type="dxa"/>
+              <w:right w:w="150" w:type="dxa"/>
+            </w:tcMar>
+          </w:tcPr>
+          <w:p>
+            <w:r>
+              <w:rPr>
+                <w:b/>
+                <w:color w:val="276749"/>
+                <w:sz w:val="19"/>
+              </w:rPr>
+              <w:t xml:space="preserve">💡 Speed Hack / Trick: </w:t>
+            </w:r>
+            <w:r>
+              <w:rPr>
+                <w:color w:val="2D3748"/>
+                <w:sz w:val="19"/>
+              </w:rPr>
+              <w:t>Connect inputs of a NAND or NOR gate together to obtain a NOT gate: \overlineA · A = \overlineA.</w:t>
+            </w:r>
+          </w:p>
+        </w:tc>
+      </w:tr>
+    </w:tbl>
+    <w:p>
+      <w:pPr>
+        <w:spacing w:before="120" w:after="40"/>
+      </w:pPr>
+      <w:r>
+        <w:rPr>
+          <w:b/>
+          <w:color w:val="1A365D"/>
+          <w:sz w:val="19"/>
+        </w:rPr>
+        <w:t>Source PYQs testing this concept:</w:t>
+      </w:r>
+    </w:p>
+    <w:p>
+      <w:pPr>
+        <w:pStyle w:val="ListBullet"/>
+        <w:spacing w:after="40"/>
+      </w:pPr>
+      <w:r>
+        <w:rPr>
+          <w:b/>
+          <w:sz w:val="18"/>
+        </w:rPr>
         <w:t xml:space="preserve">[2026 Shift] Q#3 (MCQ): </w:t>
       </w:r>
       <w:r>
@@ -530,6 +863,60 @@
           <w:sz w:val="18"/>
         </w:rPr>
         <w:t>[Ans: N/A]</w:t>
+      </w:r>
+    </w:p>
+    <w:p>
+      <w:pPr>
+        <w:pStyle w:val="ListBullet"/>
+        <w:spacing w:after="40"/>
+      </w:pPr>
+      <w:r>
+        <w:rPr>
+          <w:b/>
+          <w:sz w:val="18"/>
+        </w:rPr>
+        <w:t xml:space="preserve">[2024 Shift] Q#3 (MCQ): </w:t>
+      </w:r>
+      <w:r>
+        <w:rPr>
+          <w:sz w:val="18"/>
+        </w:rPr>
+        <w:t xml:space="preserve">"The upper level of valence band and lower level of conduction band overlap in the case of..."  </w:t>
+      </w:r>
+      <w:r>
+        <w:rPr>
+          <w:b/>
+          <w:color w:val="2B6CB0"/>
+          <w:sz w:val="18"/>
+        </w:rPr>
+        <w:t>[Ans: N/A]</w:t>
+      </w:r>
+    </w:p>
+    <w:p>
+      <w:pPr>
+        <w:pStyle w:val="ListBullet"/>
+        <w:spacing w:after="40"/>
+      </w:pPr>
+      <w:r>
+        <w:rPr>
+          <w:b/>
+          <w:sz w:val="18"/>
+        </w:rPr>
+        <w:t xml:space="preserve">[2023 Shift] Q#4 (MCQ): </w:t>
+      </w:r>
+      <w:r>
+        <w:rPr>
+          <w:sz w:val="18"/>
+        </w:rPr>
+        <w:t xml:space="preserve">"A truth table for the given circuit is..."  </w:t>
+      </w:r>
+      <w:r>
+        <w:rPr>
+          <w:b/>
+          <w:color w:val="2B6CB0"/>
+          <w:sz w:val="18"/>
+        </w:rPr>
+        <w:t>[Ans: C]</w:t>
       </w:r>
     </w:p>
     <w:p>
@@ -660,6 +1047,127 @@
               <w:t>Solution Analysis:</w:t>
               <w:br/>
               <w:t>Part X is doped with arsenic. Arsenic is a Group 15 element, so it has 5 valence electrons. When it is added to germanium, it gives extra free electrons. So, part X becomes an n-type semiconductor. Part Y is doped with indium. Indium is a Group 13 element, so it has 3 valence electrons. When it is added to germanium, it creates holes. So, part Y becomes a p-type semiconductor. In the battery symbol, the longer line represents the positive terminal, and the shorter line represents the negative terminal. From the figure, part X is connected to the positive terminal and part Y is connected to the negative terminal. Since the n-type side is connected to the positive terminal and the p-type side is connected to the negative terminal, the p-n junction is reverse biased.</w:t>
+            </w:r>
+          </w:p>
+        </w:tc>
+      </w:tr>
+    </w:tbl>
+    <w:p>
+      <w:pPr>
+        <w:spacing w:after="120"/>
+      </w:pPr>
+    </w:p>
+    <w:p>
+      <w:pPr>
+        <w:spacing w:before="160" w:after="40"/>
+      </w:pPr>
+      <w:r>
+        <w:rPr>
+          <w:b/>
+          <w:color w:val="1A365D"/>
+          <w:sz w:val="22"/>
+        </w:rPr>
+        <w:t>Benchmark Problem 2: KCET 2026 (Q#3)</w:t>
+      </w:r>
+    </w:p>
+    <w:p>
+      <w:pPr>
+        <w:spacing w:after="80"/>
+      </w:pPr>
+      <w:r>
+        <w:rPr>
+          <w:sz w:val="20"/>
+        </w:rPr>
+        <w:t>An n-type and p-type semiconductor can be obtained by respectively doping pure silicon with</w:t>
+      </w:r>
+    </w:p>
+    <w:p>
+      <w:pPr>
+        <w:pStyle w:val="ListBullet"/>
+        <w:spacing w:after="20"/>
+      </w:pPr>
+      <w:r>
+        <w:rPr>
+          <w:sz w:val="19"/>
+        </w:rPr>
+        <w:t>(A) Arsenic and Phosphorous respectively</w:t>
+      </w:r>
+    </w:p>
+    <w:p>
+      <w:pPr>
+        <w:pStyle w:val="ListBullet"/>
+        <w:spacing w:after="20"/>
+      </w:pPr>
+      <w:r>
+        <w:rPr>
+          <w:sz w:val="19"/>
+        </w:rPr>
+        <w:t>(B) Indium and Aluminium respectively</w:t>
+      </w:r>
+    </w:p>
+    <w:p>
+      <w:pPr>
+        <w:pStyle w:val="ListBullet"/>
+        <w:spacing w:after="20"/>
+      </w:pPr>
+      <w:r>
+        <w:rPr>
+          <w:sz w:val="19"/>
+        </w:rPr>
+        <w:t>(C) Phosphorous and Indium respectively</w:t>
+      </w:r>
+    </w:p>
+    <w:p>
+      <w:pPr>
+        <w:pStyle w:val="ListBullet"/>
+        <w:spacing w:after="20"/>
+      </w:pPr>
+      <w:r>
+        <w:rPr>
+          <w:sz w:val="19"/>
+        </w:rPr>
+        <w:t>(D) Aluminium and Boron respectively</w:t>
+      </w:r>
+    </w:p>
+    <w:tbl>
+      <w:tblPr>
+        <w:tblW w:type="auto" w:w="0"/>
+        <w:jc w:val="center"/>
+        <w:tblLook w:firstColumn="1" w:firstRow="1" w:lastColumn="0" w:lastRow="0" w:noHBand="0" w:noVBand="1" w:val="04A0"/>
+      </w:tblPr>
+      <w:tblGrid>
+        <w:gridCol w:w="10080"/>
+      </w:tblGrid>
+      <w:tr>
+        <w:tc>
+          <w:tcPr>
+            <w:tcW w:type="dxa" w:w="10080"/>
+            <w:shd w:fill="F7FAFC"/>
+            <w:tcMar>
+              <w:top w:w="100" w:type="dxa"/>
+              <w:bottom w:w="100" w:type="dxa"/>
+              <w:left w:w="150" w:type="dxa"/>
+              <w:right w:w="150" w:type="dxa"/>
+            </w:tcMar>
+          </w:tcPr>
+          <w:p>
+            <w:r>
+              <w:rPr>
+                <w:b/>
+                <w:color w:val="1A365D"/>
+                <w:sz w:val="19"/>
+              </w:rPr>
+              <w:t>Correct Answer: None</w:t>
+              <w:br/>
+            </w:r>
+            <w:r>
+              <w:rPr>
+                <w:color w:val="2D3748"/>
+                <w:sz w:val="18"/>
+              </w:rPr>
+              <w:t>Solution Analysis:</w:t>
+              <w:br/>
+              <w:t>An n -type semiconductor is obtained by doping pure silicon with a pentavalent impurity, such as Phosphorus or Arsenic. A p -type semiconductor is obtained by doping pure silicon with a trivalent impurity, such as Boron, Aluminium, or Indium. So, for silicon: n-type → Phosphorus p-type → Indium Hence, the correct option is: Option C: Phosphorous and Indium respectively</w:t>
             </w:r>
           </w:p>
         </w:tc>

--- a/dist/exports/kcet-semiconductor-devices-and-logic-gates_revision_notes.docx
+++ b/dist/exports/kcet-semiconductor-devices-and-logic-gates_revision_notes.docx
@@ -13,7 +13,7 @@
           <w:color w:val="1A365D"/>
           <w:sz w:val="44"/>
         </w:rPr>
-        <w:t>JEE MAIN REVISION MASTER: SEMICONDUCTOR DEVICES AND LOGIC GATES 2026 3 QUESTIONS 5% WEIGHTAGE ↑50.15%</w:t>
+        <w:t>JEE MAIN REVISION MASTER: SEMICONDUCTOR DEVICES AND LOGIC GATES</w:t>
       </w:r>
     </w:p>
     <w:p>
@@ -209,7 +209,7 @@
               <w:rPr>
                 <w:sz w:val="19"/>
               </w:rPr>
-              <w:t>19 PYQs</w:t>
+              <w:t>25 PYQs</w:t>
             </w:r>
           </w:p>
         </w:tc>
@@ -251,10 +251,10 @@
             <w:r>
               <w:rPr>
                 <w:b/>
-                <w:color w:val="2B6CB0"/>
+                <w:color w:val="718096"/>
                 <w:sz w:val="19"/>
               </w:rPr>
-              <w:t>High</w:t>
+              <w:t>Moderate</w:t>
             </w:r>
           </w:p>
         </w:tc>
@@ -296,7 +296,7 @@
               <w:rPr>
                 <w:sz w:val="19"/>
               </w:rPr>
-              <w:t>13 PYQs</w:t>
+              <w:t>7 PYQs</w:t>
             </w:r>
           </w:p>
         </w:tc>
@@ -517,7 +517,7 @@
           <w:color w:val="2B6CB0"/>
           <w:sz w:val="24"/>
         </w:rPr>
-        <w:t>3.1 p-n Junction Diode &amp; Zener Diode Regulation (Very High Yield — 19 PYQs)</w:t>
+        <w:t>3.1 p-n Junction Diode &amp; Zener Diode Regulation (Very High Yield — 25 PYQs)</w:t>
       </w:r>
     </w:p>
     <w:p>
@@ -694,13 +694,13 @@
           <w:b/>
           <w:sz w:val="18"/>
         </w:rPr>
-        <w:t xml:space="preserve">[2025 Shift] Q#1 (MCQ): </w:t>
+        <w:t xml:space="preserve">[2026 Shift] Q#3 (MCQ): </w:t>
       </w:r>
       <w:r>
         <w:rPr>
           <w:sz w:val="18"/>
         </w:rPr>
-        <w:t xml:space="preserve">"The circuit shown in figure contains two ideal diodes D_(1) and D_(2) . If a cell of emf 3V and negligible internal resistance is conn..."  </w:t>
+        <w:t xml:space="preserve">"An n-type and p-type semiconductor can be obtained by respectively doping pure silicon with..."  </w:t>
       </w:r>
       <w:r>
         <w:rPr>
@@ -725,7 +725,7 @@
           <w:color w:val="2B6CB0"/>
           <w:sz w:val="24"/>
         </w:rPr>
-        <w:t>3.2 Logic Gates &amp; Truth Tables (High Yield — 13 PYQs)</w:t>
+        <w:t>3.2 Logic Gates &amp; Truth Tables (Moderate Yield — 7 PYQs)</w:t>
       </w:r>
     </w:p>
     <w:p>
@@ -848,13 +848,40 @@
           <w:b/>
           <w:sz w:val="18"/>
         </w:rPr>
-        <w:t xml:space="preserve">[2026 Shift] Q#3 (MCQ): </w:t>
+        <w:t xml:space="preserve">[2023 Shift] Q#4 (MCQ): </w:t>
       </w:r>
       <w:r>
         <w:rPr>
           <w:sz w:val="18"/>
         </w:rPr>
-        <w:t xml:space="preserve">"An n-type and p-type semiconductor can be obtained by respectively doping pure silicon with..."  </w:t>
+        <w:t xml:space="preserve">"A truth table for the given circuit is..."  </w:t>
+      </w:r>
+      <w:r>
+        <w:rPr>
+          <w:b/>
+          <w:color w:val="2B6CB0"/>
+          <w:sz w:val="18"/>
+        </w:rPr>
+        <w:t>[Ans: C]</w:t>
+      </w:r>
+    </w:p>
+    <w:p>
+      <w:pPr>
+        <w:pStyle w:val="ListBullet"/>
+        <w:spacing w:after="40"/>
+      </w:pPr>
+      <w:r>
+        <w:rPr>
+          <w:b/>
+          <w:sz w:val="18"/>
+        </w:rPr>
+        <w:t xml:space="preserve">[2022 Shift] Q#3 (MCQ): </w:t>
+      </w:r>
+      <w:r>
+        <w:rPr>
+          <w:sz w:val="18"/>
+        </w:rPr>
+        <w:t xml:space="preserve">"Which logic gate is represented by the following combination of logic gates?..."  </w:t>
       </w:r>
       <w:r>
         <w:rPr>
@@ -875,13 +902,13 @@
           <w:b/>
           <w:sz w:val="18"/>
         </w:rPr>
-        <w:t xml:space="preserve">[2024 Shift] Q#3 (MCQ): </w:t>
+        <w:t xml:space="preserve">[2021 Shift] Q#4 (MCQ): </w:t>
       </w:r>
       <w:r>
         <w:rPr>
           <w:sz w:val="18"/>
         </w:rPr>
-        <w:t xml:space="preserve">"The upper level of valence band and lower level of conduction band overlap in the case of..."  </w:t>
+        <w:t xml:space="preserve">"The circuit given represents which of the logic operations?..."  </w:t>
       </w:r>
       <w:r>
         <w:rPr>
@@ -890,33 +917,6 @@
           <w:sz w:val="18"/>
         </w:rPr>
         <w:t>[Ans: N/A]</w:t>
-      </w:r>
-    </w:p>
-    <w:p>
-      <w:pPr>
-        <w:pStyle w:val="ListBullet"/>
-        <w:spacing w:after="40"/>
-      </w:pPr>
-      <w:r>
-        <w:rPr>
-          <w:b/>
-          <w:sz w:val="18"/>
-        </w:rPr>
-        <w:t xml:space="preserve">[2023 Shift] Q#4 (MCQ): </w:t>
-      </w:r>
-      <w:r>
-        <w:rPr>
-          <w:sz w:val="18"/>
-        </w:rPr>
-        <w:t xml:space="preserve">"A truth table for the given circuit is..."  </w:t>
-      </w:r>
-      <w:r>
-        <w:rPr>
-          <w:b/>
-          <w:color w:val="2B6CB0"/>
-          <w:sz w:val="18"/>
-        </w:rPr>
-        <w:t>[Ans: C]</w:t>
       </w:r>
     </w:p>
     <w:p>
@@ -1067,7 +1067,7 @@
           <w:color w:val="1A365D"/>
           <w:sz w:val="22"/>
         </w:rPr>
-        <w:t>Benchmark Problem 2: KCET 2026 (Q#3)</w:t>
+        <w:t>Benchmark Problem 2: KCET 2023 (Q#4)</w:t>
       </w:r>
     </w:p>
     <w:p>
@@ -1078,7 +1078,7 @@
         <w:rPr>
           <w:sz w:val="20"/>
         </w:rPr>
-        <w:t>An n-type and p-type semiconductor can be obtained by respectively doping pure silicon with</w:t>
+        <w:t>A truth table for the given circuit is</w:t>
       </w:r>
     </w:p>
     <w:p>
@@ -1090,7 +1090,7 @@
         <w:rPr>
           <w:sz w:val="19"/>
         </w:rPr>
-        <w:t>(A) Arsenic and Phosphorous respectively</w:t>
+        <w:t>(A) B Y 1 1 1 1 0 1 0 1 0 0 0 1</w:t>
       </w:r>
     </w:p>
     <w:p>
@@ -1102,7 +1102,21 @@
         <w:rPr>
           <w:sz w:val="19"/>
         </w:rPr>
-        <w:t>(B) Indium and Aluminium respectively</w:t>
+        <w:t>(B) B Y 1 1 1 1 0 0 0 1 1 0 0 1</w:t>
+      </w:r>
+    </w:p>
+    <w:p>
+      <w:pPr>
+        <w:pStyle w:val="ListBullet"/>
+        <w:spacing w:after="20"/>
+      </w:pPr>
+      <w:r>
+        <w:rPr>
+          <w:b/>
+          <w:color w:val="276749"/>
+          <w:sz w:val="19"/>
+        </w:rPr>
+        <w:t>(C) B Y 1 1 1 1 0 1 0 1 1 0 0 1</w:t>
       </w:r>
     </w:p>
     <w:p>
@@ -1114,19 +1128,7 @@
         <w:rPr>
           <w:sz w:val="19"/>
         </w:rPr>
-        <w:t>(C) Phosphorous and Indium respectively</w:t>
-      </w:r>
-    </w:p>
-    <w:p>
-      <w:pPr>
-        <w:pStyle w:val="ListBullet"/>
-        <w:spacing w:after="20"/>
-      </w:pPr>
-      <w:r>
-        <w:rPr>
-          <w:sz w:val="19"/>
-        </w:rPr>
-        <w:t>(D) Aluminium and Boron respectively</w:t>
+        <w:t>(D) B Y 1 1 1 1 0 1 0 1 1 0 0 0</w:t>
       </w:r>
     </w:p>
     <w:tbl>
@@ -1157,7 +1159,7 @@
                 <w:color w:val="1A365D"/>
                 <w:sz w:val="19"/>
               </w:rPr>
-              <w:t>Correct Answer: None</w:t>
+              <w:t>Correct Answer: C</w:t>
               <w:br/>
             </w:r>
             <w:r>
@@ -1167,7 +1169,7 @@
               </w:rPr>
               <w:t>Solution Analysis:</w:t>
               <w:br/>
-              <w:t>An n -type semiconductor is obtained by doping pure silicon with a pentavalent impurity, such as Phosphorus or Arsenic. A p -type semiconductor is obtained by doping pure silicon with a trivalent impurity, such as Boron, Aluminium, or Indium. So, for silicon: n-type → Phosphorus p-type → Indium Hence, the correct option is: Option C: Phosphorous and Indium respectively</w:t>
+              <w:t>The given logic circuit diagram is Output of the logic gate is Y=bar((\barA+B) · (AB))=bar(A+B)+bar(AB) =A+B+bar(A)+bar(B) =(A+bar(A))+(B+bar(B))[ ∵ x+bar(x)=1] =1+1=1 Thus output is always 1 for all value of inputs A and B . Hence, option (c) is correct.</w:t>
             </w:r>
           </w:p>
         </w:tc>

--- a/dist/exports/kcet-semiconductor-devices-and-logic-gates_revision_notes.docx
+++ b/dist/exports/kcet-semiconductor-devices-and-logic-gates_revision_notes.docx
@@ -189,7 +189,7 @@
                 <w:color w:val="2D3748"/>
                 <w:sz w:val="19"/>
               </w:rPr>
-              <w:t>p-n Junction Diode &amp; Zener Diode Regulation</w:t>
+              <w:t>Semiconductor Physics: Doping, p-n Junction &amp; Rectifiers</w:t>
             </w:r>
           </w:p>
         </w:tc>
@@ -209,7 +209,7 @@
               <w:rPr>
                 <w:sz w:val="19"/>
               </w:rPr>
-              <w:t>25 PYQs</w:t>
+              <w:t>21 PYQs</w:t>
             </w:r>
           </w:p>
         </w:tc>
@@ -230,7 +230,7 @@
                 <w:color w:val="718096"/>
                 <w:sz w:val="19"/>
               </w:rPr>
-              <w:t>Semiconductor Diodes</w:t>
+              <w:t>Device Physics</w:t>
             </w:r>
           </w:p>
         </w:tc>
@@ -251,10 +251,10 @@
             <w:r>
               <w:rPr>
                 <w:b/>
-                <w:color w:val="718096"/>
+                <w:color w:val="2B6CB0"/>
                 <w:sz w:val="19"/>
               </w:rPr>
-              <w:t>Moderate</w:t>
+              <w:t>High</w:t>
             </w:r>
           </w:p>
         </w:tc>
@@ -276,7 +276,7 @@
                 <w:color w:val="2D3748"/>
                 <w:sz w:val="19"/>
               </w:rPr>
-              <w:t>Logic Gates &amp; Truth Tables</w:t>
+              <w:t>Logic Gates, Truth Tables &amp; De Morgan's Laws</w:t>
             </w:r>
           </w:p>
         </w:tc>
@@ -296,7 +296,7 @@
               <w:rPr>
                 <w:sz w:val="19"/>
               </w:rPr>
-              <w:t>7 PYQs</w:t>
+              <w:t>11 PYQs</w:t>
             </w:r>
           </w:p>
         </w:tc>
@@ -417,7 +417,7 @@
                 <w:color w:val="1A365D"/>
                 <w:sz w:val="19"/>
               </w:rPr>
-              <w:t>p-n Junction Diode &amp; Zener Diode Regulation</w:t>
+              <w:t>Semiconductor Physics: Doping, p-n Junction &amp; Rectifiers</w:t>
             </w:r>
           </w:p>
         </w:tc>
@@ -439,7 +439,7 @@
                 <w:color w:val="2D3748"/>
                 <w:sz w:val="19"/>
               </w:rPr>
-              <w:t>\text{Efficiency}_{\text{half-wave}} = 40.6\%, \quad \text{Efficiency}_{\text{full-wave}} = 81.2\%, \quad V_L = V_Z = \text{const}, \quad I_S = I_Z + I_L</w:t>
+              <w:t>n_e n_h = n_i^2, \quad f_{\text{ripple, half}} = f_{\text{in}}, \quad f_{\text{ripple, full}} = 2 f_{\text{in}}</w:t>
             </w:r>
           </w:p>
         </w:tc>
@@ -463,7 +463,7 @@
                 <w:color w:val="1A365D"/>
                 <w:sz w:val="19"/>
               </w:rPr>
-              <w:t>Logic Gates &amp; Truth Tables</w:t>
+              <w:t>Logic Gates, Truth Tables &amp; De Morgan's Laws</w:t>
             </w:r>
           </w:p>
         </w:tc>
@@ -485,7 +485,7 @@
                 <w:color w:val="2D3748"/>
                 <w:sz w:val="19"/>
               </w:rPr>
-              <w:t>\text{NAND: } Y = \overline{A \cdot B}, \quad \text{NOR: } Y = \overline{A + B}, \quad \overline{A \cdot B} = \overline{A} + \overline{B}, \quad \overline{A + B} = \overline{A} \cdot \overline{B}</w:t>
+              <w:t>\text{NAND: } Y = \overline{A \cdot B}, \quad \text{NOR: } Y = \overline{A + B}, \quad \overline{A + B} = \bar{A} \cdot \bar{B}, \quad \overline{A \cdot B} = \bar{A} + \bar{B}</w:t>
             </w:r>
           </w:p>
         </w:tc>
@@ -517,7 +517,7 @@
           <w:color w:val="2B6CB0"/>
           <w:sz w:val="24"/>
         </w:rPr>
-        <w:t>3.1 p-n Junction Diode &amp; Zener Diode Regulation (Very High Yield — 25 PYQs)</w:t>
+        <w:t>3.1 Semiconductor Physics: Doping, p-n Junction &amp; Rectifiers (Very High Yield — 21 PYQs)</w:t>
       </w:r>
     </w:p>
     <w:p>
@@ -532,7 +532,7 @@
         <w:rPr>
           <w:sz w:val="20"/>
         </w:rPr>
-        <w:t>Forward and reverse characteristics of p-n junctions, rectifiers, ripple frequency, and Zener diode shunt voltage stabilization.</w:t>
+        <w:t>Doping with pentavalent impurities (As, P, Sb) creates n-type (electrons majority). Doping with trivalent impurities (In, B, Al) creates p-type (holes majority). Mass action law n_e n_h = n_i^2. Depletion layer contains immobile uncompensated ions. Forward bias reduces barrier; reverse bias widens barrier. Ideal diode acts as closed switch in forward bias, open switch in reverse bias.</w:t>
       </w:r>
     </w:p>
     <w:tbl>
@@ -570,7 +570,7 @@
                 <w:color w:val="2D3748"/>
                 <w:sz w:val="19"/>
               </w:rPr>
-              <w:t>In full-wave rectifiers, output ripple frequency is TWICE the AC input frequency (2f_(in)), whereas for half-wave it is f_(in).</w:t>
+              <w:t>In the depletion region of an unbiased p-n junction, there are NO free electrons or holes—only immobile positive and negative donor/acceptor ions!</w:t>
             </w:r>
           </w:p>
         </w:tc>
@@ -611,7 +611,7 @@
                 <w:color w:val="2D3748"/>
                 <w:sz w:val="19"/>
               </w:rPr>
-              <w:t>In reverse breakdown, Zener diode maintains constant voltage V_Z across its terminals as long as I_Z ≥ I_(Z,min).</w:t>
+              <w:t>In reverse biased circuits with ideal diodes, replace the reverse-biased diode with an open circuit (break the wire) to simplify the circuit instantly.</w:t>
             </w:r>
           </w:p>
         </w:tc>
@@ -725,7 +725,7 @@
           <w:color w:val="2B6CB0"/>
           <w:sz w:val="24"/>
         </w:rPr>
-        <w:t>3.2 Logic Gates &amp; Truth Tables (Moderate Yield — 7 PYQs)</w:t>
+        <w:t>3.2 Logic Gates, Truth Tables &amp; De Morgan's Laws (High Yield — 11 PYQs)</w:t>
       </w:r>
     </w:p>
     <w:p>
@@ -740,7 +740,7 @@
         <w:rPr>
           <w:sz w:val="20"/>
         </w:rPr>
-        <w:t>Universal logic gates (NAND and NOR), De Morgan's theorems, and Boolean circuit reduction.</w:t>
+        <w:t>Basic gates: AND (Y = A · B), OR (Y = A + B), NOT (Y = bar(A)). Universal gates: NAND (Y = \overlineA · B) and NOR (Y = \overlineA + B). De Morgan's laws: \overlineA + B = bar(A) · bar(B) and \overlineA · B = bar(A) + bar(B).</w:t>
       </w:r>
     </w:p>
     <w:tbl>
@@ -778,7 +778,7 @@
                 <w:color w:val="2D3748"/>
                 <w:sz w:val="19"/>
               </w:rPr>
-              <w:t>NAND and NOR gates are UNIVERSAL gates: any Boolean function can be constructed using only NAND or only NOR gates.</w:t>
+              <w:t>NAND with all inputs tied together acts as a NOT gate. NOR with all inputs tied together also acts as a NOT gate.</w:t>
             </w:r>
           </w:p>
         </w:tc>
@@ -819,7 +819,7 @@
                 <w:color w:val="2D3748"/>
                 <w:sz w:val="19"/>
               </w:rPr>
-              <w:t>Connect inputs of a NAND or NOR gate together to obtain a NOT gate: \overlineA · A = \overlineA.</w:t>
+              <w:t>KCET Speed Trick: To identify mystery gate circuits, test inputs (A=0, B=0) and (A=1, B=1) first. This eliminates 2 out of 4 options in under 10 seconds.</w:t>
             </w:r>
           </w:p>
         </w:tc>
@@ -836,6 +836,33 @@
           <w:sz w:val="19"/>
         </w:rPr>
         <w:t>Source PYQs testing this concept:</w:t>
+      </w:r>
+    </w:p>
+    <w:p>
+      <w:pPr>
+        <w:pStyle w:val="ListBullet"/>
+        <w:spacing w:after="40"/>
+      </w:pPr>
+      <w:r>
+        <w:rPr>
+          <w:b/>
+          <w:sz w:val="18"/>
+        </w:rPr>
+        <w:t xml:space="preserve">[2024 Shift] Q#3 (MCQ): </w:t>
+      </w:r>
+      <w:r>
+        <w:rPr>
+          <w:sz w:val="18"/>
+        </w:rPr>
+        <w:t xml:space="preserve">"The upper level of valence band and lower level of conduction band overlap in the case of..."  </w:t>
+      </w:r>
+      <w:r>
+        <w:rPr>
+          <w:b/>
+          <w:color w:val="2B6CB0"/>
+          <w:sz w:val="18"/>
+        </w:rPr>
+        <w:t>[Ans: N/A]</w:t>
       </w:r>
     </w:p>
     <w:p>
@@ -882,33 +909,6 @@
           <w:sz w:val="18"/>
         </w:rPr>
         <w:t xml:space="preserve">"Which logic gate is represented by the following combination of logic gates?..."  </w:t>
-      </w:r>
-      <w:r>
-        <w:rPr>
-          <w:b/>
-          <w:color w:val="2B6CB0"/>
-          <w:sz w:val="18"/>
-        </w:rPr>
-        <w:t>[Ans: N/A]</w:t>
-      </w:r>
-    </w:p>
-    <w:p>
-      <w:pPr>
-        <w:pStyle w:val="ListBullet"/>
-        <w:spacing w:after="40"/>
-      </w:pPr>
-      <w:r>
-        <w:rPr>
-          <w:b/>
-          <w:sz w:val="18"/>
-        </w:rPr>
-        <w:t xml:space="preserve">[2021 Shift] Q#4 (MCQ): </w:t>
-      </w:r>
-      <w:r>
-        <w:rPr>
-          <w:sz w:val="18"/>
-        </w:rPr>
-        <w:t xml:space="preserve">"The circuit given represents which of the logic operations?..."  </w:t>
       </w:r>
       <w:r>
         <w:rPr>
@@ -1067,7 +1067,7 @@
           <w:color w:val="1A365D"/>
           <w:sz w:val="22"/>
         </w:rPr>
-        <w:t>Benchmark Problem 2: KCET 2023 (Q#4)</w:t>
+        <w:t>Benchmark Problem 2: KCET 2024 (Q#3)</w:t>
       </w:r>
     </w:p>
     <w:p>
@@ -1078,7 +1078,7 @@
         <w:rPr>
           <w:sz w:val="20"/>
         </w:rPr>
-        <w:t>A truth table for the given circuit is</w:t>
+        <w:t>The upper level of valence band and lower level of conduction band overlap in the case of</w:t>
       </w:r>
     </w:p>
     <w:p>
@@ -1090,7 +1090,7 @@
         <w:rPr>
           <w:sz w:val="19"/>
         </w:rPr>
-        <w:t>(A) B Y 1 1 1 1 0 1 0 1 0 0 0 1</w:t>
+        <w:t>(A) silicon</w:t>
       </w:r>
     </w:p>
     <w:p>
@@ -1102,21 +1102,7 @@
         <w:rPr>
           <w:sz w:val="19"/>
         </w:rPr>
-        <w:t>(B) B Y 1 1 1 1 0 0 0 1 1 0 0 1</w:t>
-      </w:r>
-    </w:p>
-    <w:p>
-      <w:pPr>
-        <w:pStyle w:val="ListBullet"/>
-        <w:spacing w:after="20"/>
-      </w:pPr>
-      <w:r>
-        <w:rPr>
-          <w:b/>
-          <w:color w:val="276749"/>
-          <w:sz w:val="19"/>
-        </w:rPr>
-        <w:t>(C) B Y 1 1 1 1 0 1 0 1 1 0 0 1</w:t>
+        <w:t>(B) copper</w:t>
       </w:r>
     </w:p>
     <w:p>
@@ -1128,7 +1114,19 @@
         <w:rPr>
           <w:sz w:val="19"/>
         </w:rPr>
-        <w:t>(D) B Y 1 1 1 1 0 1 0 1 1 0 0 0</w:t>
+        <w:t>(C) carbon</w:t>
+      </w:r>
+    </w:p>
+    <w:p>
+      <w:pPr>
+        <w:pStyle w:val="ListBullet"/>
+        <w:spacing w:after="20"/>
+      </w:pPr>
+      <w:r>
+        <w:rPr>
+          <w:sz w:val="19"/>
+        </w:rPr>
+        <w:t>(D) germanium</w:t>
       </w:r>
     </w:p>
     <w:tbl>
@@ -1159,7 +1157,7 @@
                 <w:color w:val="1A365D"/>
                 <w:sz w:val="19"/>
               </w:rPr>
-              <w:t>Correct Answer: C</w:t>
+              <w:t>Correct Answer: None</w:t>
               <w:br/>
             </w:r>
             <w:r>
@@ -1169,7 +1167,7 @@
               </w:rPr>
               <w:t>Solution Analysis:</w:t>
               <w:br/>
-              <w:t>The given logic circuit diagram is Output of the logic gate is Y=bar((\barA+B) · (AB))=bar(A+B)+bar(AB) =A+B+bar(A)+bar(B) =(A+bar(A))+(B+bar(B))[ ∵ x+bar(x)=1] =1+1=1 Thus output is always 1 for all value of inputs A and B . Hence, option (c) is correct.</w:t>
+              <w:t>There is no forbidden energy gap between conduction bond and valence band for a conductor (copper). Hence, in copper, valence band and conduction band are overlapped.</w:t>
             </w:r>
           </w:p>
         </w:tc>
